--- a/examples/multivariate/doc/18-stock-close-linear-regression-mv.docx
+++ b/examples/multivariate/doc/18-stock-close-linear-regression-mv.docx
@@ -2390,7 +2390,7 @@
               <a:graphicData uri="http://schemas.openxmlformats.org/drawingml/2006/picture">
                 <pic:pic>
                   <pic:nvPicPr>
-                    <pic:cNvPr descr="C:\Git\cefet-rj-dal\tspredit\examples\multivariate\doc\18-stock-close-linear-regression-mv_files/ac04993b35a7f0ec1bde47eeb472d6eaaab607af.png" id="11" name="Picture"/>
+                    <pic:cNvPr descr="C:\Git\dal\tspredit\examples\multivariate\doc\18-stock-close-linear-regression-mv_files/ac04993b35a7f0ec1bde47eeb472d6eaaab607af.png" id="11" name="Picture"/>
                     <pic:cNvPicPr>
                       <a:picLocks noChangeArrowheads="1" noChangeAspect="1"/>
                     </pic:cNvPicPr>
